--- a/paper/cover_letter.docx
+++ b/paper/cover_letter.docx
@@ -60,7 +60,7 @@
           <w:b/>
           <w:bCs/>
         </w:rPr>
-        <w:t xml:space="preserve">“Two more</w:t>
+        <w:t xml:space="preserve">“Two pedicle</w:t>
       </w:r>
       <w:r>
         <w:rPr>
@@ -74,7 +74,7 @@
           <w:b/>
           <w:bCs/>
         </w:rPr>
-        <w:t xml:space="preserve">landmarks: identifiability of the three-dimensional Cobb angle measured from</w:t>
+        <w:t xml:space="preserve">landmarks make the three-dimensional Cobb angle identifiable from biplanar</w:t>
       </w:r>
       <w:r>
         <w:rPr>
@@ -88,7 +88,7 @@
           <w:b/>
           <w:bCs/>
         </w:rPr>
-        <w:t xml:space="preserve">biplanar radiographs”</w:t>
+        <w:t xml:space="preserve">radiographs”</w:t>
       </w:r>
       <w:r>
         <w:t xml:space="preserve">.</w:t>
